--- a/public/cv.docx
+++ b/public/cv.docx
@@ -78,7 +78,21 @@
     </w:p>
     <w:p>
       <w:r>
-        <w:t xml:space="preserve">Estado: En curso (2022 - </w:t>
+        <w:t xml:space="preserve">Estado: En </w:t>
+      </w:r>
+      <w:proofErr w:type="spellStart"/>
+      <w:r>
+        <w:t>curso</w:t>
+      </w:r>
+      <w:proofErr w:type="spellEnd"/>
+      <w:r>
+        <w:t xml:space="preserve"> (202</w:t>
+      </w:r>
+      <w:r>
+        <w:t>5</w:t>
+      </w:r>
+      <w:r>
+        <w:t xml:space="preserve"> - </w:t>
       </w:r>
       <w:proofErr w:type="spellStart"/>
       <w:r>
@@ -105,31 +119,36 @@
     <w:tbl>
       <w:tblPr>
         <w:tblStyle w:val="Tablaconcuadrcula"/>
-        <w:tblW w:w="0" w:type="auto"/>
+        <w:tblW w:w="9827" w:type="dxa"/>
         <w:tblLook w:val="04A0" w:firstRow="1" w:lastRow="0" w:firstColumn="1" w:lastColumn="0" w:noHBand="0" w:noVBand="1"/>
       </w:tblPr>
       <w:tblGrid>
-        <w:gridCol w:w="2880"/>
-        <w:gridCol w:w="2880"/>
-        <w:gridCol w:w="2880"/>
+        <w:gridCol w:w="4637"/>
+        <w:gridCol w:w="3225"/>
+        <w:gridCol w:w="1965"/>
       </w:tblGrid>
       <w:tr>
+        <w:trPr>
+          <w:trHeight w:val="280"/>
+        </w:trPr>
         <w:tc>
           <w:tcPr>
-            <w:tcW w:w="2880" w:type="dxa"/>
+            <w:tcW w:w="4637" w:type="dxa"/>
           </w:tcPr>
           <w:p>
             <w:pPr>
               <w:jc w:val="center"/>
             </w:pPr>
+            <w:proofErr w:type="spellStart"/>
             <w:r>
               <w:t>Curso</w:t>
             </w:r>
+            <w:proofErr w:type="spellEnd"/>
           </w:p>
         </w:tc>
         <w:tc>
           <w:tcPr>
-            <w:tcW w:w="2880" w:type="dxa"/>
+            <w:tcW w:w="3225" w:type="dxa"/>
           </w:tcPr>
           <w:p>
             <w:pPr>
@@ -142,7 +161,7 @@
         </w:tc>
         <w:tc>
           <w:tcPr>
-            <w:tcW w:w="2880" w:type="dxa"/>
+            <w:tcW w:w="1965" w:type="dxa"/>
           </w:tcPr>
           <w:p>
             <w:pPr>
@@ -155,9 +174,12 @@
         </w:tc>
       </w:tr>
       <w:tr>
+        <w:trPr>
+          <w:trHeight w:val="280"/>
+        </w:trPr>
         <w:tc>
           <w:tcPr>
-            <w:tcW w:w="2880" w:type="dxa"/>
+            <w:tcW w:w="4637" w:type="dxa"/>
           </w:tcPr>
           <w:p>
             <w:pPr>
@@ -170,7 +192,7 @@
         </w:tc>
         <w:tc>
           <w:tcPr>
-            <w:tcW w:w="2880" w:type="dxa"/>
+            <w:tcW w:w="3225" w:type="dxa"/>
           </w:tcPr>
           <w:p>
             <w:pPr>
@@ -183,7 +205,7 @@
         </w:tc>
         <w:tc>
           <w:tcPr>
-            <w:tcW w:w="2880" w:type="dxa"/>
+            <w:tcW w:w="1965" w:type="dxa"/>
           </w:tcPr>
           <w:p>
             <w:pPr>
@@ -196,22 +218,28 @@
         </w:tc>
       </w:tr>
       <w:tr>
+        <w:trPr>
+          <w:trHeight w:val="280"/>
+        </w:trPr>
         <w:tc>
           <w:tcPr>
-            <w:tcW w:w="2880" w:type="dxa"/>
+            <w:tcW w:w="4637" w:type="dxa"/>
           </w:tcPr>
           <w:p>
             <w:pPr>
               <w:jc w:val="center"/>
             </w:pPr>
             <w:r>
-              <w:t>Node.js de Cero a Experto</w:t>
+              <w:t>HTML5 y CSS3</w:t>
+            </w:r>
+            <w:r>
+              <w:t xml:space="preserve"> React Nodejs </w:t>
             </w:r>
           </w:p>
         </w:tc>
         <w:tc>
           <w:tcPr>
-            <w:tcW w:w="2880" w:type="dxa"/>
+            <w:tcW w:w="3225" w:type="dxa"/>
           </w:tcPr>
           <w:p>
             <w:pPr>
@@ -224,22 +252,25 @@
         </w:tc>
         <w:tc>
           <w:tcPr>
-            <w:tcW w:w="2880" w:type="dxa"/>
+            <w:tcW w:w="1965" w:type="dxa"/>
           </w:tcPr>
           <w:p>
             <w:pPr>
               <w:jc w:val="center"/>
             </w:pPr>
             <w:r>
-              <w:t>2022</w:t>
+              <w:t>2024</w:t>
             </w:r>
           </w:p>
         </w:tc>
       </w:tr>
       <w:tr>
+        <w:trPr>
+          <w:trHeight w:val="280"/>
+        </w:trPr>
         <w:tc>
           <w:tcPr>
-            <w:tcW w:w="2880" w:type="dxa"/>
+            <w:tcW w:w="4637" w:type="dxa"/>
           </w:tcPr>
           <w:p>
             <w:pPr>
@@ -252,7 +283,7 @@
         </w:tc>
         <w:tc>
           <w:tcPr>
-            <w:tcW w:w="2880" w:type="dxa"/>
+            <w:tcW w:w="3225" w:type="dxa"/>
           </w:tcPr>
           <w:p>
             <w:pPr>
@@ -265,35 +296,38 @@
         </w:tc>
         <w:tc>
           <w:tcPr>
-            <w:tcW w:w="2880" w:type="dxa"/>
+            <w:tcW w:w="1965" w:type="dxa"/>
           </w:tcPr>
           <w:p>
             <w:pPr>
               <w:jc w:val="center"/>
             </w:pPr>
             <w:r>
-              <w:t>2022</w:t>
+              <w:t>2024</w:t>
             </w:r>
           </w:p>
         </w:tc>
       </w:tr>
       <w:tr>
+        <w:trPr>
+          <w:trHeight w:val="280"/>
+        </w:trPr>
         <w:tc>
           <w:tcPr>
-            <w:tcW w:w="2880" w:type="dxa"/>
+            <w:tcW w:w="4637" w:type="dxa"/>
           </w:tcPr>
           <w:p>
             <w:pPr>
               <w:jc w:val="center"/>
             </w:pPr>
             <w:r>
-              <w:t>HTML5 y CSS3</w:t>
+              <w:t xml:space="preserve">C shard </w:t>
             </w:r>
           </w:p>
         </w:tc>
         <w:tc>
           <w:tcPr>
-            <w:tcW w:w="2880" w:type="dxa"/>
+            <w:tcW w:w="3225" w:type="dxa"/>
           </w:tcPr>
           <w:p>
             <w:pPr>
@@ -306,7 +340,51 @@
         </w:tc>
         <w:tc>
           <w:tcPr>
-            <w:tcW w:w="2880" w:type="dxa"/>
+            <w:tcW w:w="1965" w:type="dxa"/>
+          </w:tcPr>
+          <w:p>
+            <w:pPr>
+              <w:jc w:val="center"/>
+            </w:pPr>
+            <w:r>
+              <w:t>2025</w:t>
+            </w:r>
+          </w:p>
+        </w:tc>
+      </w:tr>
+      <w:tr>
+        <w:trPr>
+          <w:trHeight w:val="280"/>
+        </w:trPr>
+        <w:tc>
+          <w:tcPr>
+            <w:tcW w:w="4637" w:type="dxa"/>
+          </w:tcPr>
+          <w:p>
+            <w:pPr>
+              <w:jc w:val="center"/>
+            </w:pPr>
+            <w:r>
+              <w:t>Bases de Datos SQL</w:t>
+            </w:r>
+          </w:p>
+        </w:tc>
+        <w:tc>
+          <w:tcPr>
+            <w:tcW w:w="3225" w:type="dxa"/>
+          </w:tcPr>
+          <w:p>
+            <w:pPr>
+              <w:jc w:val="center"/>
+            </w:pPr>
+            <w:r>
+              <w:t>Udemy</w:t>
+            </w:r>
+          </w:p>
+        </w:tc>
+        <w:tc>
+          <w:tcPr>
+            <w:tcW w:w="1965" w:type="dxa"/>
           </w:tcPr>
           <w:p>
             <w:pPr>
@@ -319,50 +397,12 @@
         </w:tc>
       </w:tr>
       <w:tr>
+        <w:trPr>
+          <w:trHeight w:val="280"/>
+        </w:trPr>
         <w:tc>
           <w:tcPr>
-            <w:tcW w:w="2880" w:type="dxa"/>
-          </w:tcPr>
-          <w:p>
-            <w:pPr>
-              <w:jc w:val="center"/>
-            </w:pPr>
-            <w:r>
-              <w:t>Bases de Datos SQL</w:t>
-            </w:r>
-          </w:p>
-        </w:tc>
-        <w:tc>
-          <w:tcPr>
-            <w:tcW w:w="2880" w:type="dxa"/>
-          </w:tcPr>
-          <w:p>
-            <w:pPr>
-              <w:jc w:val="center"/>
-            </w:pPr>
-            <w:r>
-              <w:t>Udemy</w:t>
-            </w:r>
-          </w:p>
-        </w:tc>
-        <w:tc>
-          <w:tcPr>
-            <w:tcW w:w="2880" w:type="dxa"/>
-          </w:tcPr>
-          <w:p>
-            <w:pPr>
-              <w:jc w:val="center"/>
-            </w:pPr>
-            <w:r>
-              <w:t>2021</w:t>
-            </w:r>
-          </w:p>
-        </w:tc>
-      </w:tr>
-      <w:tr>
-        <w:tc>
-          <w:tcPr>
-            <w:tcW w:w="2880" w:type="dxa"/>
+            <w:tcW w:w="4637" w:type="dxa"/>
           </w:tcPr>
           <w:p>
             <w:pPr>
@@ -372,7 +412,7 @@
         </w:tc>
         <w:tc>
           <w:tcPr>
-            <w:tcW w:w="2880" w:type="dxa"/>
+            <w:tcW w:w="3225" w:type="dxa"/>
           </w:tcPr>
           <w:p>
             <w:pPr>
@@ -382,7 +422,7 @@
         </w:tc>
         <w:tc>
           <w:tcPr>
-            <w:tcW w:w="2880" w:type="dxa"/>
+            <w:tcW w:w="1965" w:type="dxa"/>
           </w:tcPr>
           <w:p>
             <w:pPr>
